--- a/PRP申請書類 自動転記ツール/99_data/テンプレート/SOP/16-11【N】組織図.docx
+++ b/PRP申請書類 自動転記ツール/99_data/テンプレート/SOP/16-11【N】組織図.docx
@@ -11,8 +11,6 @@
           <w:lang w:eastAsia="ja-JP"/>
         </w:rPr>
       </w:pPr>
-      <w:bookmarkStart w:id="0" w:name="_GoBack"/>
-      <w:bookmarkEnd w:id="0"/>
       <w:r>
         <w:rPr>
           <w:rFonts w:ascii="ＭＳ ゴシック" w:eastAsia="ＭＳ ゴシック" w:hAnsi="ＭＳ ゴシック"/>
@@ -532,12 +530,6 @@
         <w:gridCol w:w="2520"/>
       </w:tblGrid>
       <w:tr>
-        <w:tblPrEx>
-          <w:tblCellMar>
-            <w:top w:w="0" w:type="dxa"/>
-            <w:bottom w:w="0" w:type="dxa"/>
-          </w:tblCellMar>
-        </w:tblPrEx>
         <w:trPr>
           <w:trHeight w:val="451"/>
         </w:trPr>
@@ -550,12 +542,12 @@
             <w:pPr>
               <w:jc w:val="center"/>
               <w:rPr>
-                <w:rFonts w:ascii="ＭＳ ゴシック" w:eastAsia="ＭＳ ゴシック" w:hAnsi="ＭＳ ゴシック" w:hint="eastAsia"/>
+                <w:rFonts w:ascii="ＭＳ ゴシック" w:eastAsia="ＭＳ ゴシック" w:hAnsi="ＭＳ ゴシック"/>
                 <w:color w:val="000000"/>
                 <w:lang w:eastAsia="zh-TW"/>
               </w:rPr>
             </w:pPr>
-            <w:bookmarkStart w:id="1" w:name="_Hlk154757077"/>
+            <w:bookmarkStart w:id="0" w:name="_Hlk154757077"/>
             <w:r>
               <w:rPr>
                 <w:rFonts w:ascii="ＭＳ ゴシック" w:eastAsia="ＭＳ ゴシック" w:hAnsi="ＭＳ ゴシック" w:hint="eastAsia"/>
@@ -569,7 +561,7 @@
             <w:pPr>
               <w:jc w:val="center"/>
               <w:rPr>
-                <w:rFonts w:ascii="ＭＳ ゴシック" w:eastAsia="ＭＳ ゴシック" w:hAnsi="ＭＳ ゴシック" w:hint="eastAsia"/>
+                <w:rFonts w:ascii="ＭＳ ゴシック" w:eastAsia="ＭＳ ゴシック" w:hAnsi="ＭＳ ゴシック"/>
                 <w:color w:val="000000"/>
                 <w:lang w:eastAsia="zh-TW"/>
               </w:rPr>
@@ -609,7 +601,7 @@
             <w:pPr>
               <w:jc w:val="center"/>
               <w:rPr>
-                <w:rFonts w:ascii="ＭＳ ゴシック" w:eastAsia="ＭＳ ゴシック" w:hAnsi="ＭＳ ゴシック" w:hint="eastAsia"/>
+                <w:rFonts w:ascii="ＭＳ ゴシック" w:eastAsia="ＭＳ ゴシック" w:hAnsi="ＭＳ ゴシック"/>
                 <w:color w:val="000000"/>
                 <w:lang w:eastAsia="ja-JP"/>
               </w:rPr>
@@ -627,7 +619,7 @@
             <w:pPr>
               <w:jc w:val="center"/>
               <w:rPr>
-                <w:rFonts w:ascii="ＭＳ ゴシック" w:eastAsia="ＭＳ ゴシック" w:hAnsi="ＭＳ ゴシック" w:hint="eastAsia"/>
+                <w:rFonts w:ascii="ＭＳ ゴシック" w:eastAsia="ＭＳ ゴシック" w:hAnsi="ＭＳ ゴシック"/>
                 <w:color w:val="000000"/>
                 <w:lang w:eastAsia="ja-JP"/>
               </w:rPr>
@@ -644,12 +636,6 @@
         </w:tc>
       </w:tr>
       <w:tr>
-        <w:tblPrEx>
-          <w:tblCellMar>
-            <w:top w:w="0" w:type="dxa"/>
-            <w:bottom w:w="0" w:type="dxa"/>
-          </w:tblCellMar>
-        </w:tblPrEx>
         <w:trPr>
           <w:trHeight w:val="258"/>
         </w:trPr>
@@ -663,7 +649,7 @@
             <w:pPr>
               <w:jc w:val="center"/>
               <w:rPr>
-                <w:rFonts w:ascii="ＭＳ ゴシック" w:eastAsia="ＭＳ ゴシック" w:hAnsi="ＭＳ ゴシック" w:hint="eastAsia"/>
+                <w:rFonts w:ascii="ＭＳ ゴシック" w:eastAsia="ＭＳ ゴシック" w:hAnsi="ＭＳ ゴシック"/>
                 <w:color w:val="FF0000"/>
                 <w:sz w:val="20"/>
                 <w:lang w:eastAsia="zh-TW"/>
@@ -683,44 +669,102 @@
         </w:tc>
       </w:tr>
       <w:tr>
-        <w:tblPrEx>
-          <w:tblCellMar>
-            <w:top w:w="0" w:type="dxa"/>
-            <w:bottom w:w="0" w:type="dxa"/>
-          </w:tblCellMar>
-        </w:tblPrEx>
         <w:trPr>
-          <w:trHeight w:val="1331"/>
+          <w:trHeight w:val="1415"/>
         </w:trPr>
         <w:tc>
           <w:tcPr>
-            <w:tcW w:w="5040" w:type="dxa"/>
-            <w:gridSpan w:val="2"/>
-            <w:tcBorders>
-              <w:bottom w:val="single" w:sz="4" w:space="0" w:color="auto"/>
-            </w:tcBorders>
-          </w:tcPr>
-          <w:p>
-            <w:pPr>
-              <w:jc w:val="center"/>
-              <w:rPr>
-                <w:rFonts w:ascii="ＭＳ ゴシック" w:eastAsia="ＭＳ ゴシック" w:hAnsi="ＭＳ ゴシック" w:hint="eastAsia"/>
-                <w:color w:val="FF0000"/>
-                <w:lang w:eastAsia="ja-JP"/>
-              </w:rPr>
-            </w:pPr>
+            <w:tcW w:w="2520" w:type="dxa"/>
+            <w:vAlign w:val="center"/>
+          </w:tcPr>
+          <w:p>
+            <w:pPr>
+              <w:jc w:val="center"/>
+              <w:rPr>
+                <w:rFonts w:ascii="ＭＳ ゴシック" w:eastAsia="ＭＳ ゴシック" w:hAnsi="ＭＳ ゴシック"/>
+                <w:color w:val="000000"/>
+                <w:lang w:eastAsia="zh-TW"/>
+              </w:rPr>
+            </w:pPr>
+            <w:r>
+              <w:rPr>
+                <w:rFonts w:ascii="ＭＳ ゴシック" w:eastAsia="ＭＳ ゴシック" w:hAnsi="ＭＳ ゴシック"/>
+                <w:color w:val="00B050"/>
+                <w:sz w:val="20"/>
+                <w:szCs w:val="20"/>
+                <w:lang w:eastAsia="ja-JP"/>
+              </w:rPr>
+              <w:t>{{</w:t>
+            </w:r>
             <w:r>
               <w:rPr>
                 <w:rFonts w:ascii="ＭＳ ゴシック" w:eastAsia="ＭＳ ゴシック" w:hAnsi="ＭＳ ゴシック" w:hint="eastAsia"/>
                 <w:color w:val="00B050"/>
-                <w:lang w:eastAsia="ja-JP"/>
-              </w:rPr>
-              <w:t>{{特定細胞加工物製造事業者の名称}}</w:t>
+                <w:sz w:val="20"/>
+                <w:szCs w:val="20"/>
+                <w:lang w:eastAsia="ja-JP"/>
+              </w:rPr>
+              <w:t>製造責任者（通常、院長や再生医療をご担当される責任者）</w:t>
             </w:r>
+            <w:r>
+              <w:rPr>
+                <w:rFonts w:ascii="ＭＳ ゴシック" w:eastAsia="ＭＳ ゴシック" w:hAnsi="ＭＳ ゴシック"/>
+                <w:color w:val="00B050"/>
+                <w:sz w:val="20"/>
+                <w:szCs w:val="20"/>
+                <w:lang w:eastAsia="ja-JP"/>
+              </w:rPr>
+              <w:t>}}</w:t>
+            </w:r>
+          </w:p>
+        </w:tc>
+        <w:tc>
+          <w:tcPr>
+            <w:tcW w:w="2520" w:type="dxa"/>
+            <w:vAlign w:val="center"/>
+          </w:tcPr>
+          <w:p>
+            <w:pPr>
+              <w:jc w:val="center"/>
+              <w:rPr>
+                <w:rFonts w:ascii="ＭＳ ゴシック" w:eastAsia="ＭＳ ゴシック" w:hAnsi="ＭＳ ゴシック"/>
+                <w:color w:val="000000"/>
+                <w:lang w:eastAsia="ja-JP"/>
+              </w:rPr>
+            </w:pPr>
+            <w:r>
+              <w:rPr>
+                <w:rFonts w:ascii="ＭＳ ゴシック" w:eastAsia="ＭＳ ゴシック" w:hAnsi="ＭＳ ゴシック"/>
+                <w:color w:val="00B050"/>
+                <w:sz w:val="20"/>
+                <w:szCs w:val="20"/>
+                <w:lang w:eastAsia="ja-JP"/>
+              </w:rPr>
+              <w:t>{{</w:t>
+            </w:r>
+            <w:r>
+              <w:rPr>
+                <w:rFonts w:ascii="ＭＳ ゴシック" w:eastAsia="ＭＳ ゴシック" w:hAnsi="ＭＳ ゴシック" w:hint="eastAsia"/>
+                <w:color w:val="00B050"/>
+                <w:sz w:val="20"/>
+                <w:szCs w:val="20"/>
+                <w:lang w:eastAsia="ja-JP"/>
+              </w:rPr>
+              <w:t>管理者（院長/病院長）</w:t>
+            </w:r>
+            <w:r>
+              <w:rPr>
+                <w:rFonts w:ascii="ＭＳ ゴシック" w:eastAsia="ＭＳ ゴシック" w:hAnsi="ＭＳ ゴシック"/>
+                <w:color w:val="00B050"/>
+                <w:sz w:val="20"/>
+                <w:szCs w:val="20"/>
+                <w:lang w:eastAsia="ja-JP"/>
+              </w:rPr>
+              <w:t>}}</w:t>
+            </w:r>
           </w:p>
         </w:tc>
       </w:tr>
-      <w:bookmarkEnd w:id="1"/>
     </w:tbl>
     <w:p>
       <w:pPr>
@@ -731,6 +775,9 @@
           <w:lang w:eastAsia="ja-JP"/>
         </w:rPr>
       </w:pPr>
+      <w:bookmarkStart w:id="1" w:name="_GoBack"/>
+      <w:bookmarkEnd w:id="0"/>
+      <w:bookmarkEnd w:id="1"/>
     </w:p>
     <w:p>
       <w:pPr>
@@ -754,7 +801,7 @@
       <w:pPr>
         <w:jc w:val="center"/>
         <w:rPr>
-          <w:rFonts w:ascii="ＭＳ ゴシック" w:eastAsia="ＭＳ ゴシック" w:hAnsi="ＭＳ ゴシック" w:hint="eastAsia"/>
+          <w:rFonts w:ascii="ＭＳ ゴシック" w:eastAsia="ＭＳ ゴシック" w:hAnsi="ＭＳ ゴシック"/>
           <w:sz w:val="22"/>
           <w:lang w:eastAsia="ja-JP"/>
         </w:rPr>
@@ -1040,7 +1087,7 @@
             <w:pPr>
               <w:jc w:val="center"/>
               <w:rPr>
-                <w:rFonts w:ascii="ＭＳ ゴシック" w:eastAsia="ＭＳ ゴシック" w:hAnsi="ＭＳ ゴシック" w:hint="eastAsia"/>
+                <w:rFonts w:ascii="ＭＳ ゴシック" w:eastAsia="ＭＳ ゴシック" w:hAnsi="ＭＳ ゴシック"/>
                 <w:color w:val="FF0000"/>
                 <w:lang w:eastAsia="ja-JP"/>
               </w:rPr>
@@ -3877,10 +3924,10 @@
           <w:lang w:eastAsia="ja-JP"/>
         </w:rPr>
         <w:sectPr>
-          <w:footerReference w:type="default" r:id="rId13"/>
-          <w:headerReference w:type="default" r:id="rId18"/>
-          <w:headerReference w:type="first" r:id="rId19"/>
-          <w:footerReference w:type="first" r:id="rId20"/>
+          <w:headerReference w:type="default" r:id="rId13"/>
+          <w:footerReference w:type="default" r:id="rId14"/>
+          <w:headerReference w:type="first" r:id="rId15"/>
+          <w:footerReference w:type="first" r:id="rId16"/>
           <w:pgSz w:w="11906" w:h="16838"/>
           <w:pgMar w:top="1985" w:right="992" w:bottom="1701" w:left="1701" w:header="709" w:footer="709" w:gutter="0"/>
           <w:cols w:space="720"/>
@@ -3895,7 +3942,7 @@
         <w:adjustRightInd w:val="0"/>
         <w:jc w:val="both"/>
         <w:rPr>
-          <w:rFonts w:ascii="ＭＳ ゴシック" w:eastAsia="ＭＳ ゴシック" w:hAnsi="ＭＳ ゴシック" w:hint="eastAsia"/>
+          <w:rFonts w:ascii="ＭＳ ゴシック" w:eastAsia="ＭＳ ゴシック" w:hAnsi="ＭＳ ゴシック"/>
           <w:b/>
           <w:bCs/>
           <w:sz w:val="21"/>
@@ -3980,7 +4027,7 @@
         <w:ind w:left="426" w:firstLineChars="134" w:firstLine="281"/>
         <w:jc w:val="both"/>
         <w:rPr>
-          <w:rFonts w:ascii="ＭＳ ゴシック" w:eastAsia="ＭＳ ゴシック" w:hAnsi="ＭＳ ゴシック" w:hint="eastAsia"/>
+          <w:rFonts w:ascii="ＭＳ ゴシック" w:eastAsia="ＭＳ ゴシック" w:hAnsi="ＭＳ ゴシック"/>
           <w:sz w:val="21"/>
           <w:szCs w:val="21"/>
           <w:lang w:eastAsia="ja-JP"/>
@@ -4077,7 +4124,7 @@
         <w:ind w:left="720"/>
         <w:jc w:val="both"/>
         <w:rPr>
-          <w:rFonts w:ascii="ＭＳ ゴシック" w:eastAsia="ＭＳ ゴシック" w:hAnsi="ＭＳ ゴシック" w:hint="eastAsia"/>
+          <w:rFonts w:ascii="ＭＳ ゴシック" w:eastAsia="ＭＳ ゴシック" w:hAnsi="ＭＳ ゴシック"/>
           <w:sz w:val="21"/>
           <w:szCs w:val="21"/>
           <w:lang w:eastAsia="ja-JP"/>
@@ -4092,7 +4139,7 @@
         <w:adjustRightInd w:val="0"/>
         <w:jc w:val="both"/>
         <w:rPr>
-          <w:rFonts w:ascii="ＭＳ ゴシック" w:eastAsia="ＭＳ ゴシック" w:hAnsi="ＭＳ ゴシック" w:hint="eastAsia"/>
+          <w:rFonts w:ascii="ＭＳ ゴシック" w:eastAsia="ＭＳ ゴシック" w:hAnsi="ＭＳ ゴシック"/>
           <w:b/>
           <w:bCs/>
           <w:sz w:val="21"/>
@@ -4176,7 +4223,7 @@
         <w:ind w:leftChars="176" w:left="422" w:firstLineChars="135" w:firstLine="283"/>
         <w:jc w:val="both"/>
         <w:rPr>
-          <w:rFonts w:ascii="ＭＳ ゴシック" w:eastAsia="ＭＳ ゴシック" w:hAnsi="ＭＳ ゴシック" w:hint="eastAsia"/>
+          <w:rFonts w:ascii="ＭＳ ゴシック" w:eastAsia="ＭＳ ゴシック" w:hAnsi="ＭＳ ゴシック"/>
           <w:sz w:val="21"/>
           <w:lang w:eastAsia="ja-JP"/>
         </w:rPr>
@@ -4246,7 +4293,7 @@
         <w:adjustRightInd w:val="0"/>
         <w:jc w:val="both"/>
         <w:rPr>
-          <w:rFonts w:ascii="ＭＳ ゴシック" w:eastAsia="ＭＳ ゴシック" w:hAnsi="ＭＳ ゴシック" w:hint="eastAsia"/>
+          <w:rFonts w:ascii="ＭＳ ゴシック" w:eastAsia="ＭＳ ゴシック" w:hAnsi="ＭＳ ゴシック"/>
           <w:bCs/>
           <w:sz w:val="21"/>
           <w:szCs w:val="21"/>
@@ -4262,7 +4309,7 @@
         <w:adjustRightInd w:val="0"/>
         <w:jc w:val="both"/>
         <w:rPr>
-          <w:rFonts w:ascii="ＭＳ ゴシック" w:eastAsia="ＭＳ ゴシック" w:hAnsi="ＭＳ ゴシック" w:hint="eastAsia"/>
+          <w:rFonts w:ascii="ＭＳ ゴシック" w:eastAsia="ＭＳ ゴシック" w:hAnsi="ＭＳ ゴシック"/>
           <w:b/>
           <w:bCs/>
           <w:sz w:val="21"/>
@@ -4324,7 +4371,7 @@
         <w:ind w:leftChars="176" w:left="422" w:firstLineChars="135" w:firstLine="283"/>
         <w:jc w:val="both"/>
         <w:rPr>
-          <w:rFonts w:ascii="ＭＳ ゴシック" w:eastAsia="ＭＳ ゴシック" w:hAnsi="ＭＳ ゴシック" w:hint="eastAsia"/>
+          <w:rFonts w:ascii="ＭＳ ゴシック" w:eastAsia="ＭＳ ゴシック" w:hAnsi="ＭＳ ゴシック"/>
           <w:bCs/>
           <w:sz w:val="21"/>
           <w:szCs w:val="21"/>
@@ -4371,7 +4418,7 @@
         <w:ind w:leftChars="176" w:left="422" w:firstLineChars="135" w:firstLine="283"/>
         <w:jc w:val="both"/>
         <w:rPr>
-          <w:rFonts w:ascii="ＭＳ ゴシック" w:eastAsia="ＭＳ ゴシック" w:hAnsi="ＭＳ ゴシック" w:hint="eastAsia"/>
+          <w:rFonts w:ascii="ＭＳ ゴシック" w:eastAsia="ＭＳ ゴシック" w:hAnsi="ＭＳ ゴシック"/>
           <w:bCs/>
           <w:sz w:val="21"/>
           <w:szCs w:val="21"/>
@@ -4398,7 +4445,7 @@
         <w:ind w:leftChars="176" w:left="422" w:firstLineChars="135" w:firstLine="283"/>
         <w:jc w:val="both"/>
         <w:rPr>
-          <w:rFonts w:ascii="ＭＳ ゴシック" w:eastAsia="ＭＳ ゴシック" w:hAnsi="ＭＳ ゴシック" w:hint="eastAsia"/>
+          <w:rFonts w:ascii="ＭＳ ゴシック" w:eastAsia="ＭＳ ゴシック" w:hAnsi="ＭＳ ゴシック"/>
           <w:bCs/>
           <w:sz w:val="21"/>
           <w:szCs w:val="21"/>
@@ -4434,7 +4481,7 @@
         <w:adjustRightInd w:val="0"/>
         <w:jc w:val="both"/>
         <w:rPr>
-          <w:rFonts w:ascii="ＭＳ ゴシック" w:eastAsia="ＭＳ ゴシック" w:hAnsi="ＭＳ ゴシック" w:hint="eastAsia"/>
+          <w:rFonts w:ascii="ＭＳ ゴシック" w:eastAsia="ＭＳ ゴシック" w:hAnsi="ＭＳ ゴシック"/>
           <w:bCs/>
           <w:sz w:val="21"/>
           <w:szCs w:val="21"/>
@@ -4448,7 +4495,7 @@
         <w:ind w:leftChars="0" w:left="668" w:hangingChars="317" w:hanging="668"/>
         <w:jc w:val="both"/>
         <w:rPr>
-          <w:rFonts w:ascii="ＭＳ ゴシック" w:eastAsia="ＭＳ ゴシック" w:hAnsi="ＭＳ ゴシック" w:hint="eastAsia"/>
+          <w:rFonts w:ascii="ＭＳ ゴシック" w:eastAsia="ＭＳ ゴシック" w:hAnsi="ＭＳ ゴシック"/>
           <w:b/>
           <w:bCs/>
         </w:rPr>
@@ -4492,7 +4539,7 @@
         <w:ind w:leftChars="277" w:left="665" w:firstLineChars="19" w:firstLine="40"/>
         <w:jc w:val="both"/>
         <w:rPr>
-          <w:rFonts w:ascii="ＭＳ ゴシック" w:eastAsia="ＭＳ ゴシック" w:hAnsi="ＭＳ ゴシック" w:hint="eastAsia"/>
+          <w:rFonts w:ascii="ＭＳ ゴシック" w:eastAsia="ＭＳ ゴシック" w:hAnsi="ＭＳ ゴシック"/>
         </w:rPr>
       </w:pPr>
       <w:r>
@@ -4508,7 +4555,7 @@
         <w:ind w:leftChars="0" w:left="666" w:hangingChars="317" w:hanging="666"/>
         <w:jc w:val="both"/>
         <w:rPr>
-          <w:rFonts w:ascii="ＭＳ ゴシック" w:eastAsia="ＭＳ ゴシック" w:hAnsi="ＭＳ ゴシック" w:hint="eastAsia"/>
+          <w:rFonts w:ascii="ＭＳ ゴシック" w:eastAsia="ＭＳ ゴシック" w:hAnsi="ＭＳ ゴシック"/>
         </w:rPr>
       </w:pPr>
     </w:p>
@@ -4518,7 +4565,7 @@
         <w:ind w:leftChars="0" w:left="668" w:hangingChars="317" w:hanging="668"/>
         <w:jc w:val="both"/>
         <w:rPr>
-          <w:rFonts w:ascii="ＭＳ ゴシック" w:eastAsia="ＭＳ ゴシック" w:hAnsi="ＭＳ ゴシック" w:hint="eastAsia"/>
+          <w:rFonts w:ascii="ＭＳ ゴシック" w:eastAsia="ＭＳ ゴシック" w:hAnsi="ＭＳ ゴシック"/>
           <w:b/>
         </w:rPr>
       </w:pPr>
@@ -4557,7 +4604,7 @@
         <w:ind w:leftChars="0" w:left="0" w:firstLineChars="337" w:firstLine="708"/>
         <w:jc w:val="both"/>
         <w:rPr>
-          <w:rFonts w:ascii="ＭＳ ゴシック" w:eastAsia="ＭＳ ゴシック" w:hAnsi="ＭＳ ゴシック" w:hint="eastAsia"/>
+          <w:rFonts w:ascii="ＭＳ ゴシック" w:eastAsia="ＭＳ ゴシック" w:hAnsi="ＭＳ ゴシック"/>
         </w:rPr>
       </w:pPr>
       <w:r>
@@ -4579,7 +4626,7 @@
         <w:ind w:leftChars="472" w:left="1416" w:hangingChars="135" w:hanging="283"/>
         <w:jc w:val="both"/>
         <w:rPr>
-          <w:rFonts w:ascii="ＭＳ ゴシック" w:eastAsia="ＭＳ ゴシック" w:hAnsi="ＭＳ ゴシック" w:hint="eastAsia"/>
+          <w:rFonts w:ascii="ＭＳ ゴシック" w:eastAsia="ＭＳ ゴシック" w:hAnsi="ＭＳ ゴシック"/>
         </w:rPr>
       </w:pPr>
       <w:r>
@@ -4641,7 +4688,7 @@
         <w:ind w:leftChars="0" w:left="709"/>
         <w:jc w:val="both"/>
         <w:rPr>
-          <w:rFonts w:ascii="ＭＳ ゴシック" w:eastAsia="ＭＳ ゴシック" w:hAnsi="ＭＳ ゴシック" w:hint="eastAsia"/>
+          <w:rFonts w:ascii="ＭＳ ゴシック" w:eastAsia="ＭＳ ゴシック" w:hAnsi="ＭＳ ゴシック"/>
         </w:rPr>
       </w:pPr>
     </w:p>
@@ -4651,7 +4698,7 @@
         <w:ind w:leftChars="0" w:left="0" w:firstLineChars="337" w:firstLine="708"/>
         <w:jc w:val="both"/>
         <w:rPr>
-          <w:rFonts w:ascii="ＭＳ ゴシック" w:eastAsia="ＭＳ ゴシック" w:hAnsi="ＭＳ ゴシック" w:hint="eastAsia"/>
+          <w:rFonts w:ascii="ＭＳ ゴシック" w:eastAsia="ＭＳ ゴシック" w:hAnsi="ＭＳ ゴシック"/>
         </w:rPr>
       </w:pPr>
       <w:r>
@@ -4685,7 +4732,7 @@
         <w:ind w:leftChars="472" w:left="1133"/>
         <w:jc w:val="both"/>
         <w:rPr>
-          <w:rFonts w:ascii="ＭＳ ゴシック" w:eastAsia="ＭＳ ゴシック" w:hAnsi="ＭＳ ゴシック" w:hint="eastAsia"/>
+          <w:rFonts w:ascii="ＭＳ ゴシック" w:eastAsia="ＭＳ ゴシック" w:hAnsi="ＭＳ ゴシック"/>
         </w:rPr>
       </w:pPr>
       <w:r>
@@ -4737,7 +4784,7 @@
         <w:ind w:leftChars="472" w:left="1133"/>
         <w:jc w:val="both"/>
         <w:rPr>
-          <w:rFonts w:ascii="ＭＳ ゴシック" w:eastAsia="ＭＳ ゴシック" w:hAnsi="ＭＳ ゴシック" w:hint="eastAsia"/>
+          <w:rFonts w:ascii="ＭＳ ゴシック" w:eastAsia="ＭＳ ゴシック" w:hAnsi="ＭＳ ゴシック"/>
         </w:rPr>
       </w:pPr>
       <w:r>
@@ -4777,7 +4824,7 @@
         <w:ind w:leftChars="472" w:left="1133"/>
         <w:jc w:val="both"/>
         <w:rPr>
-          <w:rFonts w:ascii="ＭＳ ゴシック" w:eastAsia="ＭＳ ゴシック" w:hAnsi="ＭＳ ゴシック" w:hint="eastAsia"/>
+          <w:rFonts w:ascii="ＭＳ ゴシック" w:eastAsia="ＭＳ ゴシック" w:hAnsi="ＭＳ ゴシック"/>
         </w:rPr>
       </w:pPr>
       <w:r>
@@ -4811,7 +4858,7 @@
         <w:ind w:leftChars="295" w:left="708"/>
         <w:jc w:val="both"/>
         <w:rPr>
-          <w:rFonts w:ascii="ＭＳ ゴシック" w:eastAsia="ＭＳ ゴシック" w:hAnsi="ＭＳ ゴシック" w:hint="eastAsia"/>
+          <w:rFonts w:ascii="ＭＳ ゴシック" w:eastAsia="ＭＳ ゴシック" w:hAnsi="ＭＳ ゴシック"/>
         </w:rPr>
       </w:pPr>
     </w:p>
@@ -4821,7 +4868,7 @@
         <w:ind w:leftChars="0" w:left="0" w:firstLineChars="337" w:firstLine="708"/>
         <w:jc w:val="both"/>
         <w:rPr>
-          <w:rFonts w:ascii="ＭＳ ゴシック" w:eastAsia="ＭＳ ゴシック" w:hAnsi="ＭＳ ゴシック" w:hint="eastAsia"/>
+          <w:rFonts w:ascii="ＭＳ ゴシック" w:eastAsia="ＭＳ ゴシック" w:hAnsi="ＭＳ ゴシック"/>
         </w:rPr>
       </w:pPr>
       <w:r>
@@ -4843,7 +4890,7 @@
         <w:ind w:leftChars="295" w:left="708"/>
         <w:jc w:val="both"/>
         <w:rPr>
-          <w:rFonts w:ascii="ＭＳ ゴシック" w:eastAsia="ＭＳ ゴシック" w:hAnsi="ＭＳ ゴシック" w:hint="eastAsia"/>
+          <w:rFonts w:ascii="ＭＳ ゴシック" w:eastAsia="ＭＳ ゴシック" w:hAnsi="ＭＳ ゴシック"/>
         </w:rPr>
       </w:pPr>
     </w:p>
@@ -4853,7 +4900,7 @@
         <w:ind w:leftChars="295" w:left="708"/>
         <w:jc w:val="both"/>
         <w:rPr>
-          <w:rFonts w:ascii="ＭＳ ゴシック" w:eastAsia="ＭＳ ゴシック" w:hAnsi="ＭＳ ゴシック" w:hint="eastAsia"/>
+          <w:rFonts w:ascii="ＭＳ ゴシック" w:eastAsia="ＭＳ ゴシック" w:hAnsi="ＭＳ ゴシック"/>
         </w:rPr>
       </w:pPr>
     </w:p>
@@ -4892,7 +4939,7 @@
               <w:ind w:leftChars="0" w:left="0"/>
               <w:jc w:val="both"/>
               <w:rPr>
-                <w:rFonts w:ascii="ＭＳ ゴシック" w:eastAsia="ＭＳ ゴシック" w:hAnsi="ＭＳ ゴシック" w:hint="eastAsia"/>
+                <w:rFonts w:ascii="ＭＳ ゴシック" w:eastAsia="ＭＳ ゴシック" w:hAnsi="ＭＳ ゴシック"/>
               </w:rPr>
             </w:pPr>
           </w:p>
@@ -4908,7 +4955,7 @@
               <w:ind w:leftChars="0" w:left="0"/>
               <w:jc w:val="both"/>
               <w:rPr>
-                <w:rFonts w:ascii="ＭＳ ゴシック" w:eastAsia="ＭＳ ゴシック" w:hAnsi="ＭＳ ゴシック" w:hint="eastAsia"/>
+                <w:rFonts w:ascii="ＭＳ ゴシック" w:eastAsia="ＭＳ ゴシック" w:hAnsi="ＭＳ ゴシック"/>
               </w:rPr>
             </w:pPr>
             <w:r>
@@ -4936,7 +4983,7 @@
               <w:ind w:leftChars="0" w:left="0"/>
               <w:jc w:val="both"/>
               <w:rPr>
-                <w:rFonts w:ascii="ＭＳ ゴシック" w:eastAsia="ＭＳ ゴシック" w:hAnsi="ＭＳ ゴシック" w:hint="eastAsia"/>
+                <w:rFonts w:ascii="ＭＳ ゴシック" w:eastAsia="ＭＳ ゴシック" w:hAnsi="ＭＳ ゴシック"/>
               </w:rPr>
             </w:pPr>
             <w:r>
@@ -4958,7 +5005,7 @@
               <w:ind w:leftChars="0" w:left="0"/>
               <w:jc w:val="both"/>
               <w:rPr>
-                <w:rFonts w:ascii="ＭＳ ゴシック" w:eastAsia="ＭＳ ゴシック" w:hAnsi="ＭＳ ゴシック" w:hint="eastAsia"/>
+                <w:rFonts w:ascii="ＭＳ ゴシック" w:eastAsia="ＭＳ ゴシック" w:hAnsi="ＭＳ ゴシック"/>
                 <w:color w:val="FF0000"/>
               </w:rPr>
             </w:pPr>
@@ -4988,7 +5035,7 @@
               <w:ind w:leftChars="0" w:left="0"/>
               <w:jc w:val="both"/>
               <w:rPr>
-                <w:rFonts w:ascii="ＭＳ ゴシック" w:eastAsia="ＭＳ ゴシック" w:hAnsi="ＭＳ ゴシック" w:hint="eastAsia"/>
+                <w:rFonts w:ascii="ＭＳ ゴシック" w:eastAsia="ＭＳ ゴシック" w:hAnsi="ＭＳ ゴシック"/>
               </w:rPr>
             </w:pPr>
             <w:r>
@@ -5010,7 +5057,7 @@
               <w:ind w:leftChars="0" w:left="0"/>
               <w:jc w:val="both"/>
               <w:rPr>
-                <w:rFonts w:ascii="ＭＳ ゴシック" w:eastAsia="ＭＳ ゴシック" w:hAnsi="ＭＳ ゴシック" w:hint="eastAsia"/>
+                <w:rFonts w:ascii="ＭＳ ゴシック" w:eastAsia="ＭＳ ゴシック" w:hAnsi="ＭＳ ゴシック"/>
                 <w:color w:val="FF0000"/>
               </w:rPr>
             </w:pPr>
@@ -5040,7 +5087,7 @@
               <w:ind w:leftChars="0" w:left="0"/>
               <w:jc w:val="both"/>
               <w:rPr>
-                <w:rFonts w:ascii="ＭＳ ゴシック" w:eastAsia="ＭＳ ゴシック" w:hAnsi="ＭＳ ゴシック" w:hint="eastAsia"/>
+                <w:rFonts w:ascii="ＭＳ ゴシック" w:eastAsia="ＭＳ ゴシック" w:hAnsi="ＭＳ ゴシック"/>
               </w:rPr>
             </w:pPr>
             <w:r>
@@ -5062,7 +5109,7 @@
               <w:ind w:leftChars="0" w:left="0"/>
               <w:jc w:val="both"/>
               <w:rPr>
-                <w:rFonts w:ascii="ＭＳ ゴシック" w:eastAsia="ＭＳ ゴシック" w:hAnsi="ＭＳ ゴシック" w:hint="eastAsia"/>
+                <w:rFonts w:ascii="ＭＳ ゴシック" w:eastAsia="ＭＳ ゴシック" w:hAnsi="ＭＳ ゴシック"/>
                 <w:color w:val="FF0000"/>
               </w:rPr>
             </w:pPr>
@@ -5083,7 +5130,7 @@
         <w:ind w:leftChars="295" w:left="708"/>
         <w:jc w:val="both"/>
         <w:rPr>
-          <w:rFonts w:ascii="ＭＳ ゴシック" w:eastAsia="ＭＳ ゴシック" w:hAnsi="ＭＳ ゴシック" w:hint="eastAsia"/>
+          <w:rFonts w:ascii="ＭＳ ゴシック" w:eastAsia="ＭＳ ゴシック" w:hAnsi="ＭＳ ゴシック"/>
         </w:rPr>
       </w:pPr>
     </w:p>
@@ -5093,7 +5140,7 @@
         <w:ind w:leftChars="295" w:left="708"/>
         <w:jc w:val="both"/>
         <w:rPr>
-          <w:rFonts w:ascii="ＭＳ ゴシック" w:eastAsia="ＭＳ ゴシック" w:hAnsi="ＭＳ ゴシック" w:hint="eastAsia"/>
+          <w:rFonts w:ascii="ＭＳ ゴシック" w:eastAsia="ＭＳ ゴシック" w:hAnsi="ＭＳ ゴシック"/>
         </w:rPr>
       </w:pPr>
     </w:p>
@@ -5105,7 +5152,7 @@
         <w:adjustRightInd w:val="0"/>
         <w:jc w:val="both"/>
         <w:rPr>
-          <w:rFonts w:ascii="ＭＳ ゴシック" w:eastAsia="ＭＳ ゴシック" w:hAnsi="ＭＳ ゴシック" w:hint="eastAsia"/>
+          <w:rFonts w:ascii="ＭＳ ゴシック" w:eastAsia="ＭＳ ゴシック" w:hAnsi="ＭＳ ゴシック"/>
           <w:b/>
           <w:bCs/>
           <w:sz w:val="21"/>
@@ -5167,7 +5214,7 @@
         <w:ind w:leftChars="295" w:left="708"/>
         <w:jc w:val="both"/>
         <w:rPr>
-          <w:rFonts w:ascii="ＭＳ ゴシック" w:eastAsia="ＭＳ ゴシック" w:hAnsi="ＭＳ ゴシック" w:hint="eastAsia"/>
+          <w:rFonts w:ascii="ＭＳ ゴシック" w:eastAsia="ＭＳ ゴシック" w:hAnsi="ＭＳ ゴシック"/>
           <w:sz w:val="21"/>
           <w:szCs w:val="21"/>
           <w:lang w:eastAsia="ja-JP"/>
@@ -5184,8 +5231,8 @@
       </w:r>
     </w:p>
     <w:sectPr>
-      <w:headerReference w:type="default" r:id="rId14"/>
-      <w:footerReference w:type="default" r:id="rId15"/>
+      <w:headerReference w:type="default" r:id="rId17"/>
+      <w:footerReference w:type="default" r:id="rId18"/>
       <w:pgSz w:w="11906" w:h="16838" w:code="9"/>
       <w:pgMar w:top="1405" w:right="1416" w:bottom="540" w:left="1418" w:header="1134" w:footer="525" w:gutter="0"/>
       <w:pgNumType w:start="3"/>
@@ -5234,7 +5281,7 @@
       <w:pStyle w:val="a8"/>
       <w:jc w:val="center"/>
       <w:rPr>
-        <w:rFonts w:ascii="ＭＳ ゴシック" w:eastAsia="ＭＳ ゴシック" w:hAnsi="ＭＳ ゴシック" w:hint="eastAsia"/>
+        <w:rFonts w:ascii="ＭＳ ゴシック" w:eastAsia="ＭＳ ゴシック" w:hAnsi="ＭＳ ゴシック"/>
         <w:lang w:eastAsia="ja-JP"/>
       </w:rPr>
     </w:pPr>
@@ -5244,6 +5291,12 @@
 
 <file path=word/footer2.xml><?xml version="1.0" encoding="utf-8"?>
 <w:ftr xmlns:wpc="http://schemas.microsoft.com/office/word/2010/wordprocessingCanvas" xmlns:mc="http://schemas.openxmlformats.org/markup-compatibility/2006" xmlns:o="urn:schemas-microsoft-com:office:office" xmlns:r="http://schemas.openxmlformats.org/officeDocument/2006/relationships" xmlns:m="http://schemas.openxmlformats.org/officeDocument/2006/math" xmlns:v="urn:schemas-microsoft-com:vml" xmlns:wp14="http://schemas.microsoft.com/office/word/2010/wordprocessingDrawing" xmlns:wp="http://schemas.openxmlformats.org/drawingml/2006/wordprocessingDrawing" xmlns:w10="urn:schemas-microsoft-com:office:word" xmlns:w="http://schemas.openxmlformats.org/wordprocessingml/2006/main" xmlns:w14="http://schemas.microsoft.com/office/word/2010/wordml" xmlns:wpg="http://schemas.microsoft.com/office/word/2010/wordprocessingGroup" xmlns:wpi="http://schemas.microsoft.com/office/word/2010/wordprocessingInk" xmlns:wne="http://schemas.microsoft.com/office/word/2006/wordml" xmlns:wps="http://schemas.microsoft.com/office/word/2010/wordprocessingShape" mc:Ignorable="w14 wp14">
+  <w:p/>
+</w:ftr>
+</file>
+
+<file path=word/footer3.xml><?xml version="1.0" encoding="utf-8"?>
+<w:ftr xmlns:wpc="http://schemas.microsoft.com/office/word/2010/wordprocessingCanvas" xmlns:mc="http://schemas.openxmlformats.org/markup-compatibility/2006" xmlns:o="urn:schemas-microsoft-com:office:office" xmlns:r="http://schemas.openxmlformats.org/officeDocument/2006/relationships" xmlns:m="http://schemas.openxmlformats.org/officeDocument/2006/math" xmlns:v="urn:schemas-microsoft-com:vml" xmlns:wp14="http://schemas.microsoft.com/office/word/2010/wordprocessingDrawing" xmlns:wp="http://schemas.openxmlformats.org/drawingml/2006/wordprocessingDrawing" xmlns:w10="urn:schemas-microsoft-com:office:word" xmlns:w="http://schemas.openxmlformats.org/wordprocessingml/2006/main" xmlns:w14="http://schemas.microsoft.com/office/word/2010/wordml" xmlns:wpg="http://schemas.microsoft.com/office/word/2010/wordprocessingGroup" xmlns:wpi="http://schemas.microsoft.com/office/word/2010/wordprocessingInk" xmlns:wne="http://schemas.microsoft.com/office/word/2006/wordml" xmlns:wps="http://schemas.microsoft.com/office/word/2010/wordprocessingShape" mc:Ignorable="w14 wp14">
   <w:p>
     <w:pPr>
       <w:pStyle w:val="a8"/>
@@ -5257,19 +5310,8 @@
     <w:pPr>
       <w:pStyle w:val="a8"/>
       <w:rPr>
-        <w:rFonts w:hint="eastAsia"/>
         <w:lang w:eastAsia="ja-JP"/>
       </w:rPr>
-    </w:pPr>
-  </w:p>
-</w:ftr>
-</file>
-
-<file path=word/footer3.xml><?xml version="1.0" encoding="utf-8"?>
-<w:ftr xmlns:m="http://schemas.openxmlformats.org/officeDocument/2006/math" xmlns:mc="http://schemas.openxmlformats.org/markup-compatibility/2006" xmlns:mo="http://schemas.microsoft.com/office/mac/office/2008/main" xmlns:mv="urn:schemas-microsoft-com:mac:vml" xmlns:o="urn:schemas-microsoft-com:office:office" xmlns:r="http://schemas.openxmlformats.org/officeDocument/2006/relationships" xmlns:v="urn:schemas-microsoft-com:vml" xmlns:w10="urn:schemas-microsoft-com:office:word" xmlns:w14="http://schemas.microsoft.com/office/word/2010/wordml" xmlns:w="http://schemas.openxmlformats.org/wordprocessingml/2006/main" xmlns:wne="http://schemas.microsoft.com/office/word/2006/wordml" xmlns:wp14="http://schemas.microsoft.com/office/word/2010/wordprocessingDrawing" xmlns:wp="http://schemas.openxmlformats.org/drawingml/2006/wordprocessingDrawing" xmlns:wpc="http://schemas.microsoft.com/office/word/2010/wordprocessingCanvas" xmlns:wpg="http://schemas.microsoft.com/office/word/2010/wordprocessingGroup" xmlns:wpi="http://schemas.microsoft.com/office/word/2010/wordprocessingInk" xmlns:wps="http://schemas.microsoft.com/office/word/2010/wordprocessingShape" mc:Ignorable="w14 wp14">
-  <w:p>
-    <w:pPr>
-      <w:pStyle w:val="Footer"/>
     </w:pPr>
   </w:p>
 </w:ftr>
@@ -5299,6 +5341,18 @@
 
 <file path=word/header1.xml><?xml version="1.0" encoding="utf-8"?>
 <w:hdr xmlns:wpc="http://schemas.microsoft.com/office/word/2010/wordprocessingCanvas" xmlns:mc="http://schemas.openxmlformats.org/markup-compatibility/2006" xmlns:o="urn:schemas-microsoft-com:office:office" xmlns:r="http://schemas.openxmlformats.org/officeDocument/2006/relationships" xmlns:m="http://schemas.openxmlformats.org/officeDocument/2006/math" xmlns:v="urn:schemas-microsoft-com:vml" xmlns:wp14="http://schemas.microsoft.com/office/word/2010/wordprocessingDrawing" xmlns:wp="http://schemas.openxmlformats.org/drawingml/2006/wordprocessingDrawing" xmlns:w10="urn:schemas-microsoft-com:office:word" xmlns:w="http://schemas.openxmlformats.org/wordprocessingml/2006/main" xmlns:w14="http://schemas.microsoft.com/office/word/2010/wordml" xmlns:wpg="http://schemas.microsoft.com/office/word/2010/wordprocessingGroup" xmlns:wpi="http://schemas.microsoft.com/office/word/2010/wordprocessingInk" xmlns:wne="http://schemas.microsoft.com/office/word/2006/wordml" xmlns:wps="http://schemas.microsoft.com/office/word/2010/wordprocessingShape" mc:Ignorable="w14 wp14">
+  <w:p/>
+</w:hdr>
+</file>
+
+<file path=word/header2.xml><?xml version="1.0" encoding="utf-8"?>
+<w:hdr xmlns:wpc="http://schemas.microsoft.com/office/word/2010/wordprocessingCanvas" xmlns:mc="http://schemas.openxmlformats.org/markup-compatibility/2006" xmlns:o="urn:schemas-microsoft-com:office:office" xmlns:r="http://schemas.openxmlformats.org/officeDocument/2006/relationships" xmlns:m="http://schemas.openxmlformats.org/officeDocument/2006/math" xmlns:v="urn:schemas-microsoft-com:vml" xmlns:wp14="http://schemas.microsoft.com/office/word/2010/wordprocessingDrawing" xmlns:wp="http://schemas.openxmlformats.org/drawingml/2006/wordprocessingDrawing" xmlns:w10="urn:schemas-microsoft-com:office:word" xmlns:w="http://schemas.openxmlformats.org/wordprocessingml/2006/main" xmlns:w14="http://schemas.microsoft.com/office/word/2010/wordml" xmlns:wpg="http://schemas.microsoft.com/office/word/2010/wordprocessingGroup" xmlns:wpi="http://schemas.microsoft.com/office/word/2010/wordprocessingInk" xmlns:wne="http://schemas.microsoft.com/office/word/2006/wordml" xmlns:wps="http://schemas.microsoft.com/office/word/2010/wordprocessingShape" mc:Ignorable="w14 wp14">
+  <w:p/>
+</w:hdr>
+</file>
+
+<file path=word/header3.xml><?xml version="1.0" encoding="utf-8"?>
+<w:hdr xmlns:wpc="http://schemas.microsoft.com/office/word/2010/wordprocessingCanvas" xmlns:mc="http://schemas.openxmlformats.org/markup-compatibility/2006" xmlns:o="urn:schemas-microsoft-com:office:office" xmlns:r="http://schemas.openxmlformats.org/officeDocument/2006/relationships" xmlns:m="http://schemas.openxmlformats.org/officeDocument/2006/math" xmlns:v="urn:schemas-microsoft-com:vml" xmlns:wp14="http://schemas.microsoft.com/office/word/2010/wordprocessingDrawing" xmlns:wp="http://schemas.openxmlformats.org/drawingml/2006/wordprocessingDrawing" xmlns:w10="urn:schemas-microsoft-com:office:word" xmlns:w="http://schemas.openxmlformats.org/wordprocessingml/2006/main" xmlns:w14="http://schemas.microsoft.com/office/word/2010/wordml" xmlns:wpg="http://schemas.microsoft.com/office/word/2010/wordprocessingGroup" xmlns:wpi="http://schemas.microsoft.com/office/word/2010/wordprocessingInk" xmlns:wne="http://schemas.microsoft.com/office/word/2006/wordml" xmlns:wps="http://schemas.microsoft.com/office/word/2010/wordprocessingShape" mc:Ignorable="w14 wp14">
   <w:tbl>
     <w:tblPr>
       <w:tblW w:w="0" w:type="auto"/>
@@ -5324,12 +5378,6 @@
       <w:gridCol w:w="831"/>
     </w:tblGrid>
     <w:tr>
-      <w:tblPrEx>
-        <w:tblCellMar>
-          <w:top w:w="0" w:type="dxa"/>
-          <w:bottom w:w="0" w:type="dxa"/>
-        </w:tblCellMar>
-      </w:tblPrEx>
       <w:trPr>
         <w:cantSplit/>
       </w:trPr>
@@ -5361,7 +5409,7 @@
             <w:pStyle w:val="a5"/>
             <w:jc w:val="center"/>
             <w:rPr>
-              <w:rFonts w:ascii="ＭＳ ゴシック" w:eastAsia="ＭＳ ゴシック" w:hAnsi="ＭＳ ゴシック" w:hint="eastAsia"/>
+              <w:rFonts w:ascii="ＭＳ ゴシック" w:eastAsia="ＭＳ ゴシック" w:hAnsi="ＭＳ ゴシック"/>
               <w:sz w:val="22"/>
             </w:rPr>
           </w:pPr>
@@ -5399,7 +5447,7 @@
             <w:pStyle w:val="a5"/>
             <w:jc w:val="center"/>
             <w:rPr>
-              <w:rFonts w:ascii="ＭＳ ゴシック" w:eastAsia="ＭＳ ゴシック" w:hAnsi="ＭＳ ゴシック" w:hint="eastAsia"/>
+              <w:rFonts w:ascii="ＭＳ ゴシック" w:eastAsia="ＭＳ ゴシック" w:hAnsi="ＭＳ ゴシック"/>
               <w:sz w:val="22"/>
               <w:lang w:eastAsia="zh-TW"/>
             </w:rPr>
@@ -5423,7 +5471,7 @@
             <w:pStyle w:val="a5"/>
             <w:jc w:val="center"/>
             <w:rPr>
-              <w:rFonts w:ascii="ＭＳ ゴシック" w:eastAsia="ＭＳ ゴシック" w:hAnsi="ＭＳ ゴシック" w:hint="eastAsia"/>
+              <w:rFonts w:ascii="ＭＳ ゴシック" w:eastAsia="ＭＳ ゴシック" w:hAnsi="ＭＳ ゴシック"/>
               <w:sz w:val="22"/>
             </w:rPr>
           </w:pPr>
@@ -5446,7 +5494,7 @@
             <w:pStyle w:val="a5"/>
             <w:jc w:val="center"/>
             <w:rPr>
-              <w:rFonts w:ascii="ＭＳ ゴシック" w:eastAsia="ＭＳ ゴシック" w:hAnsi="ＭＳ ゴシック" w:hint="eastAsia"/>
+              <w:rFonts w:ascii="ＭＳ ゴシック" w:eastAsia="ＭＳ ゴシック" w:hAnsi="ＭＳ ゴシック"/>
               <w:sz w:val="22"/>
             </w:rPr>
           </w:pPr>
@@ -5461,12 +5509,6 @@
       </w:tc>
     </w:tr>
     <w:tr>
-      <w:tblPrEx>
-        <w:tblCellMar>
-          <w:top w:w="0" w:type="dxa"/>
-          <w:bottom w:w="0" w:type="dxa"/>
-        </w:tblCellMar>
-      </w:tblPrEx>
       <w:trPr>
         <w:cantSplit/>
       </w:trPr>
@@ -5514,7 +5556,7 @@
           <w:pPr>
             <w:pStyle w:val="a5"/>
             <w:rPr>
-              <w:rFonts w:ascii="ＭＳ ゴシック" w:eastAsia="ＭＳ ゴシック" w:hAnsi="ＭＳ ゴシック" w:hint="eastAsia"/>
+              <w:rFonts w:ascii="ＭＳ ゴシック" w:eastAsia="ＭＳ ゴシック" w:hAnsi="ＭＳ ゴシック"/>
               <w:sz w:val="22"/>
             </w:rPr>
           </w:pPr>
@@ -5545,7 +5587,7 @@
               <w:rFonts w:ascii="ＭＳ ゴシック" w:eastAsia="ＭＳ ゴシック" w:hAnsi="ＭＳ ゴシック"/>
               <w:noProof/>
             </w:rPr>
-            <w:t>3</w:t>
+            <w:t>4</w:t>
           </w:r>
           <w:r>
             <w:rPr>
@@ -5611,29 +5653,6 @@
   <w:p>
     <w:pPr>
       <w:pStyle w:val="a5"/>
-      <w:rPr>
-        <w:rFonts w:hint="eastAsia"/>
-      </w:rPr>
-    </w:pPr>
-  </w:p>
-</w:hdr>
-</file>
-
-<file path=word/header2.xml><?xml version="1.0" encoding="utf-8"?>
-<w:hdr xmlns:m="http://schemas.openxmlformats.org/officeDocument/2006/math" xmlns:mc="http://schemas.openxmlformats.org/markup-compatibility/2006" xmlns:mo="http://schemas.microsoft.com/office/mac/office/2008/main" xmlns:mv="urn:schemas-microsoft-com:mac:vml" xmlns:o="urn:schemas-microsoft-com:office:office" xmlns:r="http://schemas.openxmlformats.org/officeDocument/2006/relationships" xmlns:v="urn:schemas-microsoft-com:vml" xmlns:w10="urn:schemas-microsoft-com:office:word" xmlns:w14="http://schemas.microsoft.com/office/word/2010/wordml" xmlns:w="http://schemas.openxmlformats.org/wordprocessingml/2006/main" xmlns:wne="http://schemas.microsoft.com/office/word/2006/wordml" xmlns:wp14="http://schemas.microsoft.com/office/word/2010/wordprocessingDrawing" xmlns:wp="http://schemas.openxmlformats.org/drawingml/2006/wordprocessingDrawing" xmlns:wpc="http://schemas.microsoft.com/office/word/2010/wordprocessingCanvas" xmlns:wpg="http://schemas.microsoft.com/office/word/2010/wordprocessingGroup" xmlns:wpi="http://schemas.microsoft.com/office/word/2010/wordprocessingInk" xmlns:wps="http://schemas.microsoft.com/office/word/2010/wordprocessingShape" mc:Ignorable="w14 wp14">
-  <w:p>
-    <w:pPr>
-      <w:pStyle w:val="Header"/>
-    </w:pPr>
-  </w:p>
-</w:hdr>
-</file>
-
-<file path=word/header3.xml><?xml version="1.0" encoding="utf-8"?>
-<w:hdr xmlns:m="http://schemas.openxmlformats.org/officeDocument/2006/math" xmlns:mc="http://schemas.openxmlformats.org/markup-compatibility/2006" xmlns:mo="http://schemas.microsoft.com/office/mac/office/2008/main" xmlns:mv="urn:schemas-microsoft-com:mac:vml" xmlns:o="urn:schemas-microsoft-com:office:office" xmlns:r="http://schemas.openxmlformats.org/officeDocument/2006/relationships" xmlns:v="urn:schemas-microsoft-com:vml" xmlns:w10="urn:schemas-microsoft-com:office:word" xmlns:w14="http://schemas.microsoft.com/office/word/2010/wordml" xmlns:w="http://schemas.openxmlformats.org/wordprocessingml/2006/main" xmlns:wne="http://schemas.microsoft.com/office/word/2006/wordml" xmlns:wp14="http://schemas.microsoft.com/office/word/2010/wordprocessingDrawing" xmlns:wp="http://schemas.openxmlformats.org/drawingml/2006/wordprocessingDrawing" xmlns:wpc="http://schemas.microsoft.com/office/word/2010/wordprocessingCanvas" xmlns:wpg="http://schemas.microsoft.com/office/word/2010/wordprocessingGroup" xmlns:wpi="http://schemas.microsoft.com/office/word/2010/wordprocessingInk" xmlns:wps="http://schemas.microsoft.com/office/word/2010/wordprocessingShape" mc:Ignorable="w14 wp14">
-  <w:p>
-    <w:pPr>
-      <w:pStyle w:val="Header"/>
     </w:pPr>
   </w:p>
 </w:hdr>
@@ -8982,11 +9001,15 @@
   </w:style>
   <w:style w:type="character" w:default="1" w:styleId="a0">
     <w:name w:val="Default Paragraph Font"/>
+    <w:uiPriority w:val="1"/>
     <w:semiHidden/>
+    <w:unhideWhenUsed/>
   </w:style>
   <w:style w:type="table" w:default="1" w:styleId="a1">
     <w:name w:val="Normal Table"/>
+    <w:uiPriority w:val="99"/>
     <w:semiHidden/>
+    <w:unhideWhenUsed/>
     <w:tblPr>
       <w:tblInd w:w="0" w:type="dxa"/>
       <w:tblCellMar>
@@ -8999,7 +9022,9 @@
   </w:style>
   <w:style w:type="numbering" w:default="1" w:styleId="a2">
     <w:name w:val="No List"/>
+    <w:uiPriority w:val="99"/>
     <w:semiHidden/>
+    <w:unhideWhenUsed/>
   </w:style>
   <w:style w:type="paragraph" w:styleId="2">
     <w:name w:val="Body Text Indent 2"/>
@@ -9342,11 +9367,15 @@
   </w:style>
   <w:style w:type="character" w:default="1" w:styleId="a0">
     <w:name w:val="Default Paragraph Font"/>
+    <w:uiPriority w:val="1"/>
     <w:semiHidden/>
+    <w:unhideWhenUsed/>
   </w:style>
   <w:style w:type="table" w:default="1" w:styleId="a1">
     <w:name w:val="Normal Table"/>
+    <w:uiPriority w:val="99"/>
     <w:semiHidden/>
+    <w:unhideWhenUsed/>
     <w:tblPr>
       <w:tblInd w:w="0" w:type="dxa"/>
       <w:tblCellMar>
@@ -9359,7 +9388,9 @@
   </w:style>
   <w:style w:type="numbering" w:default="1" w:styleId="a2">
     <w:name w:val="No List"/>
+    <w:uiPriority w:val="99"/>
     <w:semiHidden/>
+    <w:unhideWhenUsed/>
   </w:style>
   <w:style w:type="paragraph" w:styleId="2">
     <w:name w:val="Body Text Indent 2"/>
@@ -9838,19 +9869,6 @@
 </file>
 
 <file path=customXml/item1.xml><?xml version="1.0" encoding="utf-8"?>
-<LongProperties xmlns="http://schemas.microsoft.com/office/2006/metadata/longProperties"/>
-</file>
-
-<file path=customXml/item2.xml><?xml version="1.0" encoding="utf-8"?>
-<?mso-contentType ?>
-<FormTemplates xmlns="http://schemas.microsoft.com/sharepoint/v3/contenttype/forms">
-  <Display>DocumentLibraryForm</Display>
-  <Edit>DocumentLibraryForm</Edit>
-  <New>DocumentLibraryForm</New>
-</FormTemplates>
-</file>
-
-<file path=customXml/item3.xml><?xml version="1.0" encoding="utf-8"?>
 <ct:contentTypeSchema xmlns:ct="http://schemas.microsoft.com/office/2006/metadata/contentType" xmlns:ma="http://schemas.microsoft.com/office/2006/metadata/properties/metaAttributes" ct:_="" ma:_="" ma:contentTypeName="ドキュメント" ma:contentTypeID="0x010100B9F3419BC2D8D64D830E9AEB8963277A" ma:contentTypeVersion="12" ma:contentTypeDescription="新しいドキュメントを作成します。" ma:contentTypeScope="" ma:versionID="aaae8dea08b675139fd36b71e1da83a8">
   <xsd:schema xmlns:xsd="http://www.w3.org/2001/XMLSchema" xmlns:xs="http://www.w3.org/2001/XMLSchema" xmlns:p="http://schemas.microsoft.com/office/2006/metadata/properties" xmlns:ns2="de1ba629-2ef5-49ac-9285-140fa60976af" xmlns:ns3="4d7fb8f6-9384-49ba-9078-0024065d699e" targetNamespace="http://schemas.microsoft.com/office/2006/metadata/properties" ma:root="true" ma:fieldsID="845626131e878e0396b23398a507c366" ns2:_="" ns3:_="">
     <xsd:import namespace="de1ba629-2ef5-49ac-9285-140fa60976af"/>
@@ -10051,6 +10069,19 @@
 </ct:contentTypeSchema>
 </file>
 
+<file path=customXml/item2.xml><?xml version="1.0" encoding="utf-8"?>
+<?mso-contentType ?>
+<FormTemplates xmlns="http://schemas.microsoft.com/sharepoint/v3/contenttype/forms">
+  <Display>DocumentLibraryForm</Display>
+  <Edit>DocumentLibraryForm</Edit>
+  <New>DocumentLibraryForm</New>
+</FormTemplates>
+</file>
+
+<file path=customXml/item3.xml><?xml version="1.0" encoding="utf-8"?>
+<LongProperties xmlns="http://schemas.microsoft.com/office/2006/metadata/longProperties"/>
+</file>
+
 <file path=customXml/item4.xml><?xml version="1.0" encoding="utf-8"?>
 <p:properties xmlns:p="http://schemas.microsoft.com/office/2006/metadata/properties" xmlns:xsi="http://www.w3.org/2001/XMLSchema-instance" xmlns:pc="http://schemas.microsoft.com/office/infopath/2007/PartnerControls">
   <documentManagement>
@@ -10067,22 +10098,6 @@
 </file>
 
 <file path=customXml/itemProps1.xml><?xml version="1.0" encoding="utf-8"?>
-<ds:datastoreItem xmlns:ds="http://schemas.openxmlformats.org/officeDocument/2006/customXml" ds:itemID="{6AE5825D-392F-44F4-8E02-DC5979E9AF70}">
-  <ds:schemaRefs>
-    <ds:schemaRef ds:uri="http://schemas.microsoft.com/office/2006/metadata/longProperties"/>
-  </ds:schemaRefs>
-</ds:datastoreItem>
-</file>
-
-<file path=customXml/itemProps2.xml><?xml version="1.0" encoding="utf-8"?>
-<ds:datastoreItem xmlns:ds="http://schemas.openxmlformats.org/officeDocument/2006/customXml" ds:itemID="{646992B7-B629-46A1-B7ED-6BE618A7D307}">
-  <ds:schemaRefs>
-    <ds:schemaRef ds:uri="http://schemas.microsoft.com/sharepoint/v3/contenttype/forms"/>
-  </ds:schemaRefs>
-</ds:datastoreItem>
-</file>
-
-<file path=customXml/itemProps3.xml><?xml version="1.0" encoding="utf-8"?>
 <ds:datastoreItem xmlns:ds="http://schemas.openxmlformats.org/officeDocument/2006/customXml" ds:itemID="{DB68A3D2-1A37-49E7-8600-6ECD8366482B}">
   <ds:schemaRefs>
     <ds:schemaRef ds:uri="http://schemas.microsoft.com/office/2006/metadata/contentType"/>
@@ -10101,6 +10116,22 @@
 </ds:datastoreItem>
 </file>
 
+<file path=customXml/itemProps2.xml><?xml version="1.0" encoding="utf-8"?>
+<ds:datastoreItem xmlns:ds="http://schemas.openxmlformats.org/officeDocument/2006/customXml" ds:itemID="{646992B7-B629-46A1-B7ED-6BE618A7D307}">
+  <ds:schemaRefs>
+    <ds:schemaRef ds:uri="http://schemas.microsoft.com/sharepoint/v3/contenttype/forms"/>
+  </ds:schemaRefs>
+</ds:datastoreItem>
+</file>
+
+<file path=customXml/itemProps3.xml><?xml version="1.0" encoding="utf-8"?>
+<ds:datastoreItem xmlns:ds="http://schemas.openxmlformats.org/officeDocument/2006/customXml" ds:itemID="{6AE5825D-392F-44F4-8E02-DC5979E9AF70}">
+  <ds:schemaRefs>
+    <ds:schemaRef ds:uri="http://schemas.microsoft.com/office/2006/metadata/longProperties"/>
+  </ds:schemaRefs>
+</ds:datastoreItem>
+</file>
+
 <file path=customXml/itemProps4.xml><?xml version="1.0" encoding="utf-8"?>
 <ds:datastoreItem xmlns:ds="http://schemas.openxmlformats.org/officeDocument/2006/customXml" ds:itemID="{F70F8EEC-2E6D-45CB-93D8-267DB1280393}">
   <ds:schemaRefs>
@@ -10113,7 +10144,7 @@
 </file>
 
 <file path=customXml/itemProps5.xml><?xml version="1.0" encoding="utf-8"?>
-<ds:datastoreItem xmlns:ds="http://schemas.openxmlformats.org/officeDocument/2006/customXml" ds:itemID="{3C838875-9E13-42CD-BAA1-FEEA93408D5B}">
+<ds:datastoreItem xmlns:ds="http://schemas.openxmlformats.org/officeDocument/2006/customXml" ds:itemID="{0B20631B-02DD-4251-B182-C29C1F6D8895}">
   <ds:schemaRefs>
     <ds:schemaRef ds:uri="http://schemas.openxmlformats.org/officeDocument/2006/bibliography"/>
   </ds:schemaRefs>
